--- a/STATITICS/Session 12/Assignment 12.docx
+++ b/STATITICS/Session 12/Assignment 12.docx
@@ -43,7 +43,6 @@
     <w:p>
       <w:pPr>
         <w:ind w:left="360"/>
-        <w:jc w:val="both"/>
         <w:rPr>
           <w:b/>
           <w:bCs/>
@@ -53,43 +52,56 @@
         <w:rPr>
           <w:b/>
           <w:bCs/>
-          <w:noProof/>
-        </w:rPr>
-        <w:drawing>
-          <wp:inline distT="0" distB="0" distL="0" distR="0" wp14:anchorId="31715BBC" wp14:editId="2E90D889">
-            <wp:extent cx="4968240" cy="2279072"/>
-            <wp:effectExtent l="0" t="0" r="3810" b="6985"/>
-            <wp:docPr id="282144592" name="Picture 1"/>
-            <wp:cNvGraphicFramePr>
-              <a:graphicFrameLocks xmlns:a="http://schemas.openxmlformats.org/drawingml/2006/main" noChangeAspect="1"/>
-            </wp:cNvGraphicFramePr>
-            <a:graphic xmlns:a="http://schemas.openxmlformats.org/drawingml/2006/main">
-              <a:graphicData uri="http://schemas.openxmlformats.org/drawingml/2006/picture">
-                <pic:pic xmlns:pic="http://schemas.openxmlformats.org/drawingml/2006/picture">
-                  <pic:nvPicPr>
-                    <pic:cNvPr id="282144592" name=""/>
-                    <pic:cNvPicPr/>
-                  </pic:nvPicPr>
-                  <pic:blipFill>
-                    <a:blip r:embed="rId5"/>
-                    <a:stretch>
-                      <a:fillRect/>
-                    </a:stretch>
-                  </pic:blipFill>
-                  <pic:spPr>
-                    <a:xfrm>
-                      <a:off x="0" y="0"/>
-                      <a:ext cx="4984727" cy="2286635"/>
-                    </a:xfrm>
-                    <a:prstGeom prst="rect">
-                      <a:avLst/>
-                    </a:prstGeom>
-                  </pic:spPr>
-                </pic:pic>
-              </a:graphicData>
-            </a:graphic>
-          </wp:inline>
-        </w:drawing>
+        </w:rPr>
+        <w:t>H₀ (Null Hypothesis): μ_after ≤ μ_before</w:t>
+      </w:r>
+      <w:r>
+        <w:rPr>
+          <w:b/>
+          <w:bCs/>
+        </w:rPr>
+        <w:br/>
+      </w:r>
+      <w:r>
+        <w:t>→ The cashback offer did not increase the average daily orders.</w:t>
+      </w:r>
+    </w:p>
+    <w:p>
+      <w:pPr>
+        <w:ind w:left="360"/>
+      </w:pPr>
+      <w:r>
+        <w:rPr>
+          <w:b/>
+          <w:bCs/>
+        </w:rPr>
+        <w:t>H₁ (Alternative Hypothesis): μ_after &gt; μ_before</w:t>
+      </w:r>
+      <w:r>
+        <w:rPr>
+          <w:b/>
+          <w:bCs/>
+        </w:rPr>
+        <w:br/>
+      </w:r>
+      <w:r>
+        <w:t>→ The cashback offer increased the average daily orders.</w:t>
+      </w:r>
+    </w:p>
+    <w:p>
+      <w:pPr>
+        <w:ind w:left="360"/>
+        <w:rPr>
+          <w:b/>
+          <w:bCs/>
+        </w:rPr>
+      </w:pPr>
+      <w:r>
+        <w:rPr>
+          <w:b/>
+          <w:bCs/>
+        </w:rPr>
+        <w:t>This is a one-tailed (right-tailed) test.</w:t>
       </w:r>
     </w:p>
     <w:p>

--- a/STATITICS/Session 12/Assignment 12.docx
+++ b/STATITICS/Session 12/Assignment 12.docx
@@ -1049,6 +1049,7 @@
   <w:style w:type="character" w:default="1" w:styleId="DefaultParagraphFont">
     <w:name w:val="Default Paragraph Font"/>
     <w:uiPriority w:val="1"/>
+    <w:semiHidden/>
     <w:unhideWhenUsed/>
   </w:style>
   <w:style w:type="table" w:default="1" w:styleId="TableNormal">

--- a/STATITICS/Session 12/Assignment 12.docx
+++ b/STATITICS/Session 12/Assignment 12.docx
@@ -143,13 +143,9 @@
       </w:r>
     </w:p>
     <w:p>
-      <w:pPr>
-        <w:jc w:val="both"/>
-        <w:rPr>
-          <w:b/>
-          <w:bCs/>
-        </w:rPr>
-      </w:pPr>
+      <w:r>
+        <w:t>Type I Error: You conclude that the new algorithm increases average listening time when, in reality, it does not increase listening time.</w:t>
+      </w:r>
     </w:p>
     <w:p>
       <w:pPr>
@@ -191,11 +187,147 @@
     </w:p>
     <w:p>
       <w:pPr>
+        <w:ind w:left="360"/>
         <w:jc w:val="both"/>
         <w:rPr>
           <w:b/>
           <w:bCs/>
         </w:rPr>
+      </w:pPr>
+      <w:r>
+        <w:rPr>
+          <w:b/>
+          <w:bCs/>
+        </w:rPr>
+        <w:t xml:space="preserve"> H₀: </w:t>
+      </w:r>
+      <w:r>
+        <w:t>The new discount banner does not increase purchases.</w:t>
+      </w:r>
+      <w:r>
+        <w:rPr>
+          <w:b/>
+          <w:bCs/>
+        </w:rPr>
+        <w:t xml:space="preserve"> </w:t>
+      </w:r>
+    </w:p>
+    <w:p>
+      <w:pPr>
+        <w:ind w:left="360"/>
+        <w:jc w:val="both"/>
+      </w:pPr>
+      <w:r>
+        <w:rPr>
+          <w:b/>
+          <w:bCs/>
+        </w:rPr>
+        <w:t xml:space="preserve"> H₁: </w:t>
+      </w:r>
+      <w:r>
+        <w:t>The new discount banner does increase purchases.</w:t>
+      </w:r>
+    </w:p>
+    <w:p>
+      <w:pPr>
+        <w:ind w:left="360"/>
+        <w:jc w:val="both"/>
+      </w:pPr>
+      <w:r>
+        <w:t>p-value</w:t>
+      </w:r>
+      <w:r>
+        <w:t>:0.03</w:t>
+      </w:r>
+    </w:p>
+    <w:p>
+      <w:pPr>
+        <w:ind w:left="360"/>
+        <w:jc w:val="both"/>
+      </w:pPr>
+      <w:r>
+        <w:t>significance level: 0.05</w:t>
+      </w:r>
+    </w:p>
+    <w:p>
+      <w:pPr>
+        <w:ind w:left="360"/>
+        <w:jc w:val="both"/>
+      </w:pPr>
+      <w:r>
+        <w:t>0.03 &lt; 0.05</w:t>
+      </w:r>
+    </w:p>
+    <w:p>
+      <w:pPr>
+        <w:ind w:left="360"/>
+        <w:jc w:val="both"/>
+      </w:pPr>
+      <w:r>
+        <w:t>Decision</w:t>
+      </w:r>
+      <w:r>
+        <w:t xml:space="preserve">: </w:t>
+      </w:r>
+      <w:r>
+        <w:t xml:space="preserve">Reject </w:t>
+      </w:r>
+      <w:r>
+        <w:rPr>
+          <w:b/>
+          <w:bCs/>
+        </w:rPr>
+        <w:t>H₀</w:t>
+      </w:r>
+      <w:r>
+        <w:rPr>
+          <w:b/>
+          <w:bCs/>
+        </w:rPr>
+        <w:t xml:space="preserve"> </w:t>
+      </w:r>
+      <w:r>
+        <w:t>null</w:t>
+      </w:r>
+      <w:r>
+        <w:t xml:space="preserve"> hypothesis</w:t>
+      </w:r>
+    </w:p>
+    <w:p>
+      <w:pPr>
+        <w:pStyle w:val="pdq2pgselectionanchorcontainer"/>
+        <w:numPr>
+          <w:ilvl w:val="0"/>
+          <w:numId w:val="5"/>
+        </w:numPr>
+      </w:pPr>
+      <w:r>
+        <w:t>There is statistically significant evidence that the new discount banner increases purchases.</w:t>
+      </w:r>
+    </w:p>
+    <w:p>
+      <w:pPr>
+        <w:pStyle w:val="pdq2pgselectionanchorcontainer"/>
+      </w:pPr>
+    </w:p>
+    <w:p>
+      <w:pPr>
+        <w:pStyle w:val="pdq2pgselectionanchorcontainer"/>
+      </w:pPr>
+    </w:p>
+    <w:p>
+      <w:pPr>
+        <w:pStyle w:val="pdq2pgselectionanchorcontainer"/>
+      </w:pPr>
+    </w:p>
+    <w:p>
+      <w:pPr>
+        <w:pStyle w:val="pdq2pgselectionanchorcontainer"/>
+      </w:pPr>
+    </w:p>
+    <w:p>
+      <w:pPr>
+        <w:pStyle w:val="pdq2pgselectionanchorcontainer"/>
       </w:pPr>
     </w:p>
     <w:p>
@@ -240,10 +372,192 @@
       <w:pPr>
         <w:ind w:left="360"/>
         <w:jc w:val="both"/>
-        <w:rPr>
-          <w:b/>
-          <w:bCs/>
-        </w:rPr>
+      </w:pPr>
+      <w:r>
+        <w:rPr>
+          <w:b/>
+          <w:bCs/>
+        </w:rPr>
+        <w:t xml:space="preserve">H₀: </w:t>
+      </w:r>
+      <w:r>
+        <w:t>Match alerts do not increase user engagement.</w:t>
+      </w:r>
+    </w:p>
+    <w:p>
+      <w:pPr>
+        <w:ind w:left="360"/>
+        <w:jc w:val="both"/>
+      </w:pPr>
+      <w:r>
+        <w:rPr>
+          <w:b/>
+          <w:bCs/>
+        </w:rPr>
+        <w:t xml:space="preserve">H₁: </w:t>
+      </w:r>
+      <w:r>
+        <w:t>Match alerts increase user engagement.</w:t>
+      </w:r>
+    </w:p>
+    <w:p>
+      <w:pPr>
+        <w:ind w:left="360"/>
+        <w:jc w:val="both"/>
+      </w:pPr>
+      <w:r>
+        <w:rPr>
+          <w:b/>
+          <w:bCs/>
+        </w:rPr>
+        <w:t xml:space="preserve">  </w:t>
+      </w:r>
+      <w:r>
+        <w:t>1 – 0.99 = 0.01</w:t>
+      </w:r>
+    </w:p>
+    <w:p>
+      <w:pPr>
+        <w:ind w:left="360"/>
+        <w:jc w:val="both"/>
+        <w:rPr>
+          <w:b/>
+          <w:bCs/>
+        </w:rPr>
+      </w:pPr>
+      <w:r>
+        <w:rPr>
+          <w:b/>
+          <w:bCs/>
+        </w:rPr>
+        <w:t>p-value</w:t>
+      </w:r>
+      <w:r>
+        <w:rPr>
+          <w:b/>
+          <w:bCs/>
+        </w:rPr>
+        <w:t xml:space="preserve">: </w:t>
+      </w:r>
+      <w:r>
+        <w:t>0.01</w:t>
+      </w:r>
+      <w:r>
+        <w:rPr>
+          <w:b/>
+          <w:bCs/>
+        </w:rPr>
+        <w:t xml:space="preserve"> </w:t>
+      </w:r>
+    </w:p>
+    <w:p>
+      <w:pPr>
+        <w:ind w:left="360"/>
+        <w:jc w:val="both"/>
+      </w:pPr>
+      <w:r>
+        <w:rPr>
+          <w:b/>
+          <w:bCs/>
+        </w:rPr>
+        <w:t xml:space="preserve">Significance level: </w:t>
+      </w:r>
+      <w:r>
+        <w:t>0.05</w:t>
+      </w:r>
+    </w:p>
+    <w:p>
+      <w:pPr>
+        <w:pStyle w:val="ListParagraph"/>
+        <w:numPr>
+          <w:ilvl w:val="1"/>
+          <w:numId w:val="7"/>
+        </w:numPr>
+        <w:jc w:val="both"/>
+      </w:pPr>
+      <w:r>
+        <w:t>&lt; 0.05</w:t>
+      </w:r>
+    </w:p>
+    <w:p>
+      <w:pPr>
+        <w:ind w:left="360"/>
+        <w:jc w:val="both"/>
+      </w:pPr>
+      <w:r>
+        <w:rPr>
+          <w:b/>
+          <w:bCs/>
+        </w:rPr>
+        <w:t>Decision:</w:t>
+      </w:r>
+      <w:r>
+        <w:rPr>
+          <w:b/>
+          <w:bCs/>
+        </w:rPr>
+        <w:t xml:space="preserve"> </w:t>
+      </w:r>
+      <w:r>
+        <w:t>we</w:t>
+      </w:r>
+      <w:r>
+        <w:rPr>
+          <w:b/>
+          <w:bCs/>
+        </w:rPr>
+        <w:t xml:space="preserve"> </w:t>
+      </w:r>
+      <w:r>
+        <w:t xml:space="preserve">Reject </w:t>
+      </w:r>
+      <w:r>
+        <w:t xml:space="preserve">the </w:t>
+      </w:r>
+      <w:r>
+        <w:t>H₀</w:t>
+      </w:r>
+      <w:r>
+        <w:t xml:space="preserve"> null hypothesis</w:t>
+      </w:r>
+    </w:p>
+    <w:p>
+      <w:pPr>
+        <w:ind w:left="360"/>
+        <w:jc w:val="both"/>
+      </w:pPr>
+      <w:r>
+        <w:rPr>
+          <w:b/>
+          <w:bCs/>
+        </w:rPr>
+        <w:t>Conclusion:</w:t>
+      </w:r>
+      <w:r>
+        <w:rPr>
+          <w:b/>
+          <w:bCs/>
+        </w:rPr>
+        <w:t xml:space="preserve"> </w:t>
+      </w:r>
+      <w:r>
+        <w:t>You have enough evidence to support that</w:t>
+      </w:r>
+      <w:r>
+        <w:rPr>
+          <w:b/>
+          <w:bCs/>
+        </w:rPr>
+        <w:t xml:space="preserve"> </w:t>
+      </w:r>
+      <w:r>
+        <w:t>match alert increases user engagement</w:t>
+      </w:r>
+    </w:p>
+    <w:p>
+      <w:pPr>
+        <w:ind w:left="360"/>
+        <w:jc w:val="both"/>
       </w:pPr>
     </w:p>
     <w:sectPr>
@@ -259,6 +573,319 @@
 <file path=word/numbering.xml><?xml version="1.0" encoding="utf-8"?>
 <w:numbering xmlns:wpc="http://schemas.microsoft.com/office/word/2010/wordprocessingCanvas" xmlns:cx="http://schemas.microsoft.com/office/drawing/2014/chartex" xmlns:cx1="http://schemas.microsoft.com/office/drawing/2015/9/8/chartex" xmlns:cx2="http://schemas.microsoft.com/office/drawing/2015/10/21/chartex" xmlns:cx3="http://schemas.microsoft.com/office/drawing/2016/5/9/chartex" xmlns:cx4="http://schemas.microsoft.com/office/drawing/2016/5/10/chartex" xmlns:cx5="http://schemas.microsoft.com/office/drawing/2016/5/11/chartex" xmlns:cx6="http://schemas.microsoft.com/office/drawing/2016/5/12/chartex" xmlns:cx7="http://schemas.microsoft.com/office/drawing/2016/5/13/chartex" xmlns:cx8="http://schemas.microsoft.com/office/drawing/2016/5/14/chartex" xmlns:mc="http://schemas.openxmlformats.org/markup-compatibility/2006" xmlns:aink="http://schemas.microsoft.com/office/drawing/2016/ink" xmlns:am3d="http://schemas.microsoft.com/office/drawing/2017/model3d" xmlns:o="urn:schemas-microsoft-com:office:office" xmlns:oel="http://schemas.microsoft.com/office/2019/extlst" xmlns:r="http://schemas.openxmlformats.org/officeDocument/2006/relationships" xmlns:m="http://schemas.openxmlformats.org/officeDocument/2006/math" xmlns:v="urn:schemas-microsoft-com:vml" xmlns:wp14="http://schemas.microsoft.com/office/word/2010/wordprocessingDrawing" xmlns:wp="http://schemas.openxmlformats.org/drawingml/2006/wordprocessingDrawing" xmlns:w10="urn:schemas-microsoft-com:office:word" xmlns:w="http://schemas.openxmlformats.org/wordprocessingml/2006/main" xmlns:w14="http://schemas.microsoft.com/office/word/2010/wordml" xmlns:w15="http://schemas.microsoft.com/office/word/2012/wordml" xmlns:w16cex="http://schemas.microsoft.com/office/word/2018/wordml/cex" xmlns:w16cid="http://schemas.microsoft.com/office/word/2016/wordml/cid" xmlns:w16="http://schemas.microsoft.com/office/word/2018/wordml" xmlns:w16du="http://schemas.microsoft.com/office/word/2023/wordml/word16du" xmlns:w16sdtdh="http://schemas.microsoft.com/office/word/2020/wordml/sdtdatahash" xmlns:w16sdtfl="http://schemas.microsoft.com/office/word/2024/wordml/sdtformatlock" xmlns:w16se="http://schemas.microsoft.com/office/word/2015/wordml/symex" xmlns:wpg="http://schemas.microsoft.com/office/word/2010/wordprocessingGroup" xmlns:wpi="http://schemas.microsoft.com/office/word/2010/wordprocessingInk" xmlns:wne="http://schemas.microsoft.com/office/word/2006/wordml" xmlns:wps="http://schemas.microsoft.com/office/word/2010/wordprocessingShape" mc:Ignorable="w14 w15 w16se w16cid w16 w16cex w16sdtdh w16sdtfl w16du wp14">
   <w:abstractNum w:abstractNumId="0" w15:restartNumberingAfterBreak="0">
+    <w:nsid w:val="04821C7E"/>
+    <w:multiLevelType w:val="hybridMultilevel"/>
+    <w:tmpl w:val="10C2257A"/>
+    <w:lvl w:ilvl="0" w:tplc="9AAEAF20">
+      <w:numFmt w:val="bullet"/>
+      <w:lvlText w:val=""/>
+      <w:lvlJc w:val="left"/>
+      <w:pPr>
+        <w:ind w:left="720" w:hanging="360"/>
+      </w:pPr>
+      <w:rPr>
+        <w:rFonts w:ascii="Wingdings" w:eastAsiaTheme="minorHAnsi" w:hAnsi="Wingdings" w:cstheme="minorBidi" w:hint="default"/>
+      </w:rPr>
+    </w:lvl>
+    <w:lvl w:ilvl="1" w:tplc="40090003" w:tentative="1">
+      <w:start w:val="1"/>
+      <w:numFmt w:val="bullet"/>
+      <w:lvlText w:val="o"/>
+      <w:lvlJc w:val="left"/>
+      <w:pPr>
+        <w:ind w:left="1440" w:hanging="360"/>
+      </w:pPr>
+      <w:rPr>
+        <w:rFonts w:ascii="Courier New" w:hAnsi="Courier New" w:cs="Courier New" w:hint="default"/>
+      </w:rPr>
+    </w:lvl>
+    <w:lvl w:ilvl="2" w:tplc="40090005" w:tentative="1">
+      <w:start w:val="1"/>
+      <w:numFmt w:val="bullet"/>
+      <w:lvlText w:val=""/>
+      <w:lvlJc w:val="left"/>
+      <w:pPr>
+        <w:ind w:left="2160" w:hanging="360"/>
+      </w:pPr>
+      <w:rPr>
+        <w:rFonts w:ascii="Wingdings" w:hAnsi="Wingdings" w:hint="default"/>
+      </w:rPr>
+    </w:lvl>
+    <w:lvl w:ilvl="3" w:tplc="40090001" w:tentative="1">
+      <w:start w:val="1"/>
+      <w:numFmt w:val="bullet"/>
+      <w:lvlText w:val=""/>
+      <w:lvlJc w:val="left"/>
+      <w:pPr>
+        <w:ind w:left="2880" w:hanging="360"/>
+      </w:pPr>
+      <w:rPr>
+        <w:rFonts w:ascii="Symbol" w:hAnsi="Symbol" w:hint="default"/>
+      </w:rPr>
+    </w:lvl>
+    <w:lvl w:ilvl="4" w:tplc="40090003" w:tentative="1">
+      <w:start w:val="1"/>
+      <w:numFmt w:val="bullet"/>
+      <w:lvlText w:val="o"/>
+      <w:lvlJc w:val="left"/>
+      <w:pPr>
+        <w:ind w:left="3600" w:hanging="360"/>
+      </w:pPr>
+      <w:rPr>
+        <w:rFonts w:ascii="Courier New" w:hAnsi="Courier New" w:cs="Courier New" w:hint="default"/>
+      </w:rPr>
+    </w:lvl>
+    <w:lvl w:ilvl="5" w:tplc="40090005" w:tentative="1">
+      <w:start w:val="1"/>
+      <w:numFmt w:val="bullet"/>
+      <w:lvlText w:val=""/>
+      <w:lvlJc w:val="left"/>
+      <w:pPr>
+        <w:ind w:left="4320" w:hanging="360"/>
+      </w:pPr>
+      <w:rPr>
+        <w:rFonts w:ascii="Wingdings" w:hAnsi="Wingdings" w:hint="default"/>
+      </w:rPr>
+    </w:lvl>
+    <w:lvl w:ilvl="6" w:tplc="40090001" w:tentative="1">
+      <w:start w:val="1"/>
+      <w:numFmt w:val="bullet"/>
+      <w:lvlText w:val=""/>
+      <w:lvlJc w:val="left"/>
+      <w:pPr>
+        <w:ind w:left="5040" w:hanging="360"/>
+      </w:pPr>
+      <w:rPr>
+        <w:rFonts w:ascii="Symbol" w:hAnsi="Symbol" w:hint="default"/>
+      </w:rPr>
+    </w:lvl>
+    <w:lvl w:ilvl="7" w:tplc="40090003" w:tentative="1">
+      <w:start w:val="1"/>
+      <w:numFmt w:val="bullet"/>
+      <w:lvlText w:val="o"/>
+      <w:lvlJc w:val="left"/>
+      <w:pPr>
+        <w:ind w:left="5760" w:hanging="360"/>
+      </w:pPr>
+      <w:rPr>
+        <w:rFonts w:ascii="Courier New" w:hAnsi="Courier New" w:cs="Courier New" w:hint="default"/>
+      </w:rPr>
+    </w:lvl>
+    <w:lvl w:ilvl="8" w:tplc="40090005" w:tentative="1">
+      <w:start w:val="1"/>
+      <w:numFmt w:val="bullet"/>
+      <w:lvlText w:val=""/>
+      <w:lvlJc w:val="left"/>
+      <w:pPr>
+        <w:ind w:left="6480" w:hanging="360"/>
+      </w:pPr>
+      <w:rPr>
+        <w:rFonts w:ascii="Wingdings" w:hAnsi="Wingdings" w:hint="default"/>
+      </w:rPr>
+    </w:lvl>
+  </w:abstractNum>
+  <w:abstractNum w:abstractNumId="1" w15:restartNumberingAfterBreak="0">
+    <w:nsid w:val="3C635069"/>
+    <w:multiLevelType w:val="hybridMultilevel"/>
+    <w:tmpl w:val="EF7C1AB4"/>
+    <w:lvl w:ilvl="0" w:tplc="67D240CA">
+      <w:numFmt w:val="bullet"/>
+      <w:lvlText w:val=""/>
+      <w:lvlJc w:val="left"/>
+      <w:pPr>
+        <w:ind w:left="720" w:hanging="360"/>
+      </w:pPr>
+      <w:rPr>
+        <w:rFonts w:ascii="Wingdings" w:eastAsiaTheme="minorHAnsi" w:hAnsi="Wingdings" w:cstheme="minorBidi" w:hint="default"/>
+      </w:rPr>
+    </w:lvl>
+    <w:lvl w:ilvl="1" w:tplc="40090003" w:tentative="1">
+      <w:start w:val="1"/>
+      <w:numFmt w:val="bullet"/>
+      <w:lvlText w:val="o"/>
+      <w:lvlJc w:val="left"/>
+      <w:pPr>
+        <w:ind w:left="1440" w:hanging="360"/>
+      </w:pPr>
+      <w:rPr>
+        <w:rFonts w:ascii="Courier New" w:hAnsi="Courier New" w:cs="Courier New" w:hint="default"/>
+      </w:rPr>
+    </w:lvl>
+    <w:lvl w:ilvl="2" w:tplc="40090005" w:tentative="1">
+      <w:start w:val="1"/>
+      <w:numFmt w:val="bullet"/>
+      <w:lvlText w:val=""/>
+      <w:lvlJc w:val="left"/>
+      <w:pPr>
+        <w:ind w:left="2160" w:hanging="360"/>
+      </w:pPr>
+      <w:rPr>
+        <w:rFonts w:ascii="Wingdings" w:hAnsi="Wingdings" w:hint="default"/>
+      </w:rPr>
+    </w:lvl>
+    <w:lvl w:ilvl="3" w:tplc="40090001" w:tentative="1">
+      <w:start w:val="1"/>
+      <w:numFmt w:val="bullet"/>
+      <w:lvlText w:val=""/>
+      <w:lvlJc w:val="left"/>
+      <w:pPr>
+        <w:ind w:left="2880" w:hanging="360"/>
+      </w:pPr>
+      <w:rPr>
+        <w:rFonts w:ascii="Symbol" w:hAnsi="Symbol" w:hint="default"/>
+      </w:rPr>
+    </w:lvl>
+    <w:lvl w:ilvl="4" w:tplc="40090003" w:tentative="1">
+      <w:start w:val="1"/>
+      <w:numFmt w:val="bullet"/>
+      <w:lvlText w:val="o"/>
+      <w:lvlJc w:val="left"/>
+      <w:pPr>
+        <w:ind w:left="3600" w:hanging="360"/>
+      </w:pPr>
+      <w:rPr>
+        <w:rFonts w:ascii="Courier New" w:hAnsi="Courier New" w:cs="Courier New" w:hint="default"/>
+      </w:rPr>
+    </w:lvl>
+    <w:lvl w:ilvl="5" w:tplc="40090005" w:tentative="1">
+      <w:start w:val="1"/>
+      <w:numFmt w:val="bullet"/>
+      <w:lvlText w:val=""/>
+      <w:lvlJc w:val="left"/>
+      <w:pPr>
+        <w:ind w:left="4320" w:hanging="360"/>
+      </w:pPr>
+      <w:rPr>
+        <w:rFonts w:ascii="Wingdings" w:hAnsi="Wingdings" w:hint="default"/>
+      </w:rPr>
+    </w:lvl>
+    <w:lvl w:ilvl="6" w:tplc="40090001" w:tentative="1">
+      <w:start w:val="1"/>
+      <w:numFmt w:val="bullet"/>
+      <w:lvlText w:val=""/>
+      <w:lvlJc w:val="left"/>
+      <w:pPr>
+        <w:ind w:left="5040" w:hanging="360"/>
+      </w:pPr>
+      <w:rPr>
+        <w:rFonts w:ascii="Symbol" w:hAnsi="Symbol" w:hint="default"/>
+      </w:rPr>
+    </w:lvl>
+    <w:lvl w:ilvl="7" w:tplc="40090003" w:tentative="1">
+      <w:start w:val="1"/>
+      <w:numFmt w:val="bullet"/>
+      <w:lvlText w:val="o"/>
+      <w:lvlJc w:val="left"/>
+      <w:pPr>
+        <w:ind w:left="5760" w:hanging="360"/>
+      </w:pPr>
+      <w:rPr>
+        <w:rFonts w:ascii="Courier New" w:hAnsi="Courier New" w:cs="Courier New" w:hint="default"/>
+      </w:rPr>
+    </w:lvl>
+    <w:lvl w:ilvl="8" w:tplc="40090005" w:tentative="1">
+      <w:start w:val="1"/>
+      <w:numFmt w:val="bullet"/>
+      <w:lvlText w:val=""/>
+      <w:lvlJc w:val="left"/>
+      <w:pPr>
+        <w:ind w:left="6480" w:hanging="360"/>
+      </w:pPr>
+      <w:rPr>
+        <w:rFonts w:ascii="Wingdings" w:hAnsi="Wingdings" w:hint="default"/>
+      </w:rPr>
+    </w:lvl>
+  </w:abstractNum>
+  <w:abstractNum w:abstractNumId="2" w15:restartNumberingAfterBreak="0">
+    <w:nsid w:val="3F0324B4"/>
+    <w:multiLevelType w:val="hybridMultilevel"/>
+    <w:tmpl w:val="D04EDC0C"/>
+    <w:lvl w:ilvl="0" w:tplc="7C286C22">
+      <w:start w:val="1"/>
+      <w:numFmt w:val="decimal"/>
+      <w:lvlText w:val="%1-"/>
+      <w:lvlJc w:val="left"/>
+      <w:pPr>
+        <w:ind w:left="720" w:hanging="360"/>
+      </w:pPr>
+      <w:rPr>
+        <w:rFonts w:hint="default"/>
+      </w:rPr>
+    </w:lvl>
+    <w:lvl w:ilvl="1" w:tplc="40090019" w:tentative="1">
+      <w:start w:val="1"/>
+      <w:numFmt w:val="lowerLetter"/>
+      <w:lvlText w:val="%2."/>
+      <w:lvlJc w:val="left"/>
+      <w:pPr>
+        <w:ind w:left="1440" w:hanging="360"/>
+      </w:pPr>
+    </w:lvl>
+    <w:lvl w:ilvl="2" w:tplc="4009001B" w:tentative="1">
+      <w:start w:val="1"/>
+      <w:numFmt w:val="lowerRoman"/>
+      <w:lvlText w:val="%3."/>
+      <w:lvlJc w:val="right"/>
+      <w:pPr>
+        <w:ind w:left="2160" w:hanging="180"/>
+      </w:pPr>
+    </w:lvl>
+    <w:lvl w:ilvl="3" w:tplc="4009000F" w:tentative="1">
+      <w:start w:val="1"/>
+      <w:numFmt w:val="decimal"/>
+      <w:lvlText w:val="%4."/>
+      <w:lvlJc w:val="left"/>
+      <w:pPr>
+        <w:ind w:left="2880" w:hanging="360"/>
+      </w:pPr>
+    </w:lvl>
+    <w:lvl w:ilvl="4" w:tplc="40090019" w:tentative="1">
+      <w:start w:val="1"/>
+      <w:numFmt w:val="lowerLetter"/>
+      <w:lvlText w:val="%5."/>
+      <w:lvlJc w:val="left"/>
+      <w:pPr>
+        <w:ind w:left="3600" w:hanging="360"/>
+      </w:pPr>
+    </w:lvl>
+    <w:lvl w:ilvl="5" w:tplc="4009001B" w:tentative="1">
+      <w:start w:val="1"/>
+      <w:numFmt w:val="lowerRoman"/>
+      <w:lvlText w:val="%6."/>
+      <w:lvlJc w:val="right"/>
+      <w:pPr>
+        <w:ind w:left="4320" w:hanging="180"/>
+      </w:pPr>
+    </w:lvl>
+    <w:lvl w:ilvl="6" w:tplc="4009000F" w:tentative="1">
+      <w:start w:val="1"/>
+      <w:numFmt w:val="decimal"/>
+      <w:lvlText w:val="%7."/>
+      <w:lvlJc w:val="left"/>
+      <w:pPr>
+        <w:ind w:left="5040" w:hanging="360"/>
+      </w:pPr>
+    </w:lvl>
+    <w:lvl w:ilvl="7" w:tplc="40090019" w:tentative="1">
+      <w:start w:val="1"/>
+      <w:numFmt w:val="lowerLetter"/>
+      <w:lvlText w:val="%8."/>
+      <w:lvlJc w:val="left"/>
+      <w:pPr>
+        <w:ind w:left="5760" w:hanging="360"/>
+      </w:pPr>
+    </w:lvl>
+    <w:lvl w:ilvl="8" w:tplc="4009001B" w:tentative="1">
+      <w:start w:val="1"/>
+      <w:numFmt w:val="lowerRoman"/>
+      <w:lvlText w:val="%9."/>
+      <w:lvlJc w:val="right"/>
+      <w:pPr>
+        <w:ind w:left="6480" w:hanging="180"/>
+      </w:pPr>
+    </w:lvl>
+  </w:abstractNum>
+  <w:abstractNum w:abstractNumId="3" w15:restartNumberingAfterBreak="0">
     <w:nsid w:val="491604DF"/>
     <w:multiLevelType w:val="hybridMultilevel"/>
     <w:tmpl w:val="CD98E0C8"/>
@@ -347,7 +974,119 @@
       </w:pPr>
     </w:lvl>
   </w:abstractNum>
-  <w:abstractNum w:abstractNumId="1" w15:restartNumberingAfterBreak="0">
+  <w:abstractNum w:abstractNumId="4" w15:restartNumberingAfterBreak="0">
+    <w:nsid w:val="547C514D"/>
+    <w:multiLevelType w:val="hybridMultilevel"/>
+    <w:tmpl w:val="13A8976E"/>
+    <w:lvl w:ilvl="0" w:tplc="24149448">
+      <w:numFmt w:val="bullet"/>
+      <w:lvlText w:val=""/>
+      <w:lvlJc w:val="left"/>
+      <w:pPr>
+        <w:ind w:left="720" w:hanging="360"/>
+      </w:pPr>
+      <w:rPr>
+        <w:rFonts w:ascii="Wingdings" w:eastAsiaTheme="minorHAnsi" w:hAnsi="Wingdings" w:cstheme="minorBidi" w:hint="default"/>
+      </w:rPr>
+    </w:lvl>
+    <w:lvl w:ilvl="1" w:tplc="40090003" w:tentative="1">
+      <w:start w:val="1"/>
+      <w:numFmt w:val="bullet"/>
+      <w:lvlText w:val="o"/>
+      <w:lvlJc w:val="left"/>
+      <w:pPr>
+        <w:ind w:left="1440" w:hanging="360"/>
+      </w:pPr>
+      <w:rPr>
+        <w:rFonts w:ascii="Courier New" w:hAnsi="Courier New" w:cs="Courier New" w:hint="default"/>
+      </w:rPr>
+    </w:lvl>
+    <w:lvl w:ilvl="2" w:tplc="40090005" w:tentative="1">
+      <w:start w:val="1"/>
+      <w:numFmt w:val="bullet"/>
+      <w:lvlText w:val=""/>
+      <w:lvlJc w:val="left"/>
+      <w:pPr>
+        <w:ind w:left="2160" w:hanging="360"/>
+      </w:pPr>
+      <w:rPr>
+        <w:rFonts w:ascii="Wingdings" w:hAnsi="Wingdings" w:hint="default"/>
+      </w:rPr>
+    </w:lvl>
+    <w:lvl w:ilvl="3" w:tplc="40090001" w:tentative="1">
+      <w:start w:val="1"/>
+      <w:numFmt w:val="bullet"/>
+      <w:lvlText w:val=""/>
+      <w:lvlJc w:val="left"/>
+      <w:pPr>
+        <w:ind w:left="2880" w:hanging="360"/>
+      </w:pPr>
+      <w:rPr>
+        <w:rFonts w:ascii="Symbol" w:hAnsi="Symbol" w:hint="default"/>
+      </w:rPr>
+    </w:lvl>
+    <w:lvl w:ilvl="4" w:tplc="40090003" w:tentative="1">
+      <w:start w:val="1"/>
+      <w:numFmt w:val="bullet"/>
+      <w:lvlText w:val="o"/>
+      <w:lvlJc w:val="left"/>
+      <w:pPr>
+        <w:ind w:left="3600" w:hanging="360"/>
+      </w:pPr>
+      <w:rPr>
+        <w:rFonts w:ascii="Courier New" w:hAnsi="Courier New" w:cs="Courier New" w:hint="default"/>
+      </w:rPr>
+    </w:lvl>
+    <w:lvl w:ilvl="5" w:tplc="40090005" w:tentative="1">
+      <w:start w:val="1"/>
+      <w:numFmt w:val="bullet"/>
+      <w:lvlText w:val=""/>
+      <w:lvlJc w:val="left"/>
+      <w:pPr>
+        <w:ind w:left="4320" w:hanging="360"/>
+      </w:pPr>
+      <w:rPr>
+        <w:rFonts w:ascii="Wingdings" w:hAnsi="Wingdings" w:hint="default"/>
+      </w:rPr>
+    </w:lvl>
+    <w:lvl w:ilvl="6" w:tplc="40090001" w:tentative="1">
+      <w:start w:val="1"/>
+      <w:numFmt w:val="bullet"/>
+      <w:lvlText w:val=""/>
+      <w:lvlJc w:val="left"/>
+      <w:pPr>
+        <w:ind w:left="5040" w:hanging="360"/>
+      </w:pPr>
+      <w:rPr>
+        <w:rFonts w:ascii="Symbol" w:hAnsi="Symbol" w:hint="default"/>
+      </w:rPr>
+    </w:lvl>
+    <w:lvl w:ilvl="7" w:tplc="40090003" w:tentative="1">
+      <w:start w:val="1"/>
+      <w:numFmt w:val="bullet"/>
+      <w:lvlText w:val="o"/>
+      <w:lvlJc w:val="left"/>
+      <w:pPr>
+        <w:ind w:left="5760" w:hanging="360"/>
+      </w:pPr>
+      <w:rPr>
+        <w:rFonts w:ascii="Courier New" w:hAnsi="Courier New" w:cs="Courier New" w:hint="default"/>
+      </w:rPr>
+    </w:lvl>
+    <w:lvl w:ilvl="8" w:tplc="40090005" w:tentative="1">
+      <w:start w:val="1"/>
+      <w:numFmt w:val="bullet"/>
+      <w:lvlText w:val=""/>
+      <w:lvlJc w:val="left"/>
+      <w:pPr>
+        <w:ind w:left="6480" w:hanging="360"/>
+      </w:pPr>
+      <w:rPr>
+        <w:rFonts w:ascii="Wingdings" w:hAnsi="Wingdings" w:hint="default"/>
+      </w:rPr>
+    </w:lvl>
+  </w:abstractNum>
+  <w:abstractNum w:abstractNumId="5" w15:restartNumberingAfterBreak="0">
     <w:nsid w:val="5E371DA8"/>
     <w:multiLevelType w:val="hybridMultilevel"/>
     <w:tmpl w:val="26782AAC"/>
@@ -437,11 +1176,138 @@
       </w:pPr>
     </w:lvl>
   </w:abstractNum>
+  <w:abstractNum w:abstractNumId="6" w15:restartNumberingAfterBreak="0">
+    <w:nsid w:val="66424CE4"/>
+    <w:multiLevelType w:val="multilevel"/>
+    <w:tmpl w:val="1F1495FC"/>
+    <w:lvl w:ilvl="0">
+      <w:numFmt w:val="decimal"/>
+      <w:lvlText w:val="%1"/>
+      <w:lvlJc w:val="left"/>
+      <w:pPr>
+        <w:ind w:left="444" w:hanging="444"/>
+      </w:pPr>
+      <w:rPr>
+        <w:rFonts w:hint="default"/>
+      </w:rPr>
+    </w:lvl>
+    <w:lvl w:ilvl="1">
+      <w:start w:val="1"/>
+      <w:numFmt w:val="decimalZero"/>
+      <w:lvlText w:val="%1.%2"/>
+      <w:lvlJc w:val="left"/>
+      <w:pPr>
+        <w:ind w:left="804" w:hanging="444"/>
+      </w:pPr>
+      <w:rPr>
+        <w:rFonts w:hint="default"/>
+      </w:rPr>
+    </w:lvl>
+    <w:lvl w:ilvl="2">
+      <w:start w:val="1"/>
+      <w:numFmt w:val="decimal"/>
+      <w:lvlText w:val="%1.%2.%3"/>
+      <w:lvlJc w:val="left"/>
+      <w:pPr>
+        <w:ind w:left="1440" w:hanging="720"/>
+      </w:pPr>
+      <w:rPr>
+        <w:rFonts w:hint="default"/>
+      </w:rPr>
+    </w:lvl>
+    <w:lvl w:ilvl="3">
+      <w:start w:val="1"/>
+      <w:numFmt w:val="decimal"/>
+      <w:lvlText w:val="%1.%2.%3.%4"/>
+      <w:lvlJc w:val="left"/>
+      <w:pPr>
+        <w:ind w:left="1800" w:hanging="720"/>
+      </w:pPr>
+      <w:rPr>
+        <w:rFonts w:hint="default"/>
+      </w:rPr>
+    </w:lvl>
+    <w:lvl w:ilvl="4">
+      <w:start w:val="1"/>
+      <w:numFmt w:val="decimal"/>
+      <w:lvlText w:val="%1.%2.%3.%4.%5"/>
+      <w:lvlJc w:val="left"/>
+      <w:pPr>
+        <w:ind w:left="2520" w:hanging="1080"/>
+      </w:pPr>
+      <w:rPr>
+        <w:rFonts w:hint="default"/>
+      </w:rPr>
+    </w:lvl>
+    <w:lvl w:ilvl="5">
+      <w:start w:val="1"/>
+      <w:numFmt w:val="decimal"/>
+      <w:lvlText w:val="%1.%2.%3.%4.%5.%6"/>
+      <w:lvlJc w:val="left"/>
+      <w:pPr>
+        <w:ind w:left="2880" w:hanging="1080"/>
+      </w:pPr>
+      <w:rPr>
+        <w:rFonts w:hint="default"/>
+      </w:rPr>
+    </w:lvl>
+    <w:lvl w:ilvl="6">
+      <w:start w:val="1"/>
+      <w:numFmt w:val="decimal"/>
+      <w:lvlText w:val="%1.%2.%3.%4.%5.%6.%7"/>
+      <w:lvlJc w:val="left"/>
+      <w:pPr>
+        <w:ind w:left="3600" w:hanging="1440"/>
+      </w:pPr>
+      <w:rPr>
+        <w:rFonts w:hint="default"/>
+      </w:rPr>
+    </w:lvl>
+    <w:lvl w:ilvl="7">
+      <w:start w:val="1"/>
+      <w:numFmt w:val="decimal"/>
+      <w:lvlText w:val="%1.%2.%3.%4.%5.%6.%7.%8"/>
+      <w:lvlJc w:val="left"/>
+      <w:pPr>
+        <w:ind w:left="3960" w:hanging="1440"/>
+      </w:pPr>
+      <w:rPr>
+        <w:rFonts w:hint="default"/>
+      </w:rPr>
+    </w:lvl>
+    <w:lvl w:ilvl="8">
+      <w:start w:val="1"/>
+      <w:numFmt w:val="decimal"/>
+      <w:lvlText w:val="%1.%2.%3.%4.%5.%6.%7.%8.%9"/>
+      <w:lvlJc w:val="left"/>
+      <w:pPr>
+        <w:ind w:left="4680" w:hanging="1800"/>
+      </w:pPr>
+      <w:rPr>
+        <w:rFonts w:hint="default"/>
+      </w:rPr>
+    </w:lvl>
+  </w:abstractNum>
   <w:num w:numId="1" w16cid:durableId="1903173622">
+    <w:abstractNumId w:val="5"/>
+  </w:num>
+  <w:num w:numId="2" w16cid:durableId="1927037963">
+    <w:abstractNumId w:val="3"/>
+  </w:num>
+  <w:num w:numId="3" w16cid:durableId="334698488">
+    <w:abstractNumId w:val="0"/>
+  </w:num>
+  <w:num w:numId="4" w16cid:durableId="216164696">
     <w:abstractNumId w:val="1"/>
   </w:num>
-  <w:num w:numId="2" w16cid:durableId="1927037963">
-    <w:abstractNumId w:val="0"/>
+  <w:num w:numId="5" w16cid:durableId="1047342256">
+    <w:abstractNumId w:val="4"/>
+  </w:num>
+  <w:num w:numId="6" w16cid:durableId="2098093246">
+    <w:abstractNumId w:val="2"/>
+  </w:num>
+  <w:num w:numId="7" w16cid:durableId="891110867">
+    <w:abstractNumId w:val="6"/>
   </w:num>
 </w:numbering>
 </file>
@@ -1049,7 +1915,6 @@
   <w:style w:type="character" w:default="1" w:styleId="DefaultParagraphFont">
     <w:name w:val="Default Paragraph Font"/>
     <w:uiPriority w:val="1"/>
-    <w:semiHidden/>
     <w:unhideWhenUsed/>
   </w:style>
   <w:style w:type="table" w:default="1" w:styleId="TableNormal">
@@ -1361,6 +2226,22 @@
       <w:smallCaps/>
       <w:color w:val="2F5496" w:themeColor="accent1" w:themeShade="BF"/>
       <w:spacing w:val="5"/>
+    </w:rPr>
+  </w:style>
+  <w:style w:type="paragraph" w:customStyle="1" w:styleId="pdq2pgselectionanchorcontainer">
+    <w:name w:val="pdq2pg_selectionanchorcontainer"/>
+    <w:basedOn w:val="Normal"/>
+    <w:rsid w:val="005B238B"/>
+    <w:pPr>
+      <w:spacing w:before="100" w:beforeAutospacing="1" w:after="100" w:afterAutospacing="1" w:line="240" w:lineRule="auto"/>
+    </w:pPr>
+    <w:rPr>
+      <w:rFonts w:ascii="Times New Roman" w:eastAsia="Times New Roman" w:hAnsi="Times New Roman" w:cs="Times New Roman"/>
+      <w:kern w:val="0"/>
+      <w:sz w:val="24"/>
+      <w:szCs w:val="24"/>
+      <w:lang w:eastAsia="en-IN"/>
+      <w14:ligatures w14:val="none"/>
     </w:rPr>
   </w:style>
 </w:styles>
